--- a/Clave mascotas.docx
+++ b/Clave mascotas.docx
@@ -52,7 +52,7 @@
     <w:p>
       <w:bookmarkStart w:id="0" w:name="_GoBack"/>
       <w:r>
-        <w:t>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</w:t>
+        <w:t>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</w:t>
       </w:r>
       <w:bookmarkEnd w:id="0"/>
     </w:p>

--- a/Clave mascotas.docx
+++ b/Clave mascotas.docx
@@ -14,6 +14,743 @@
           <w:b/>
           <w:color w:val="FF0000"/>
         </w:rPr>
+        <w:t xml:space="preserve">Clave </w:t>
+      </w:r>
+      <w:proofErr w:type="spellStart"/>
+      <w:r>
+        <w:rPr>
+          <w:b/>
+          <w:color w:val="FF0000"/>
+        </w:rPr>
+        <w:t>whatsapp</w:t>
+      </w:r>
+      <w:proofErr w:type="spellEnd"/>
+      <w:r>
+        <w:rPr>
+          <w:b/>
+          <w:color w:val="FF0000"/>
+        </w:rPr>
+        <w:t xml:space="preserve"> TOKEN</w:t>
+      </w:r>
+    </w:p>
+    <w:p>
+      <w:r>
+        <w:t>EAAXWEbgy8BwBQqYbkfDthIo917fZCPXwQhZBQ8Jebl3HZBvxqv8tbJZCbJZAheNkWbO9BwReQvaMDoBkqPedaX3GUCb4mmh5f8ZAJz1GiSN5ZBfcHh2BKEkCKDLQqZCEPM9QPvUZASZBnQpcRsk1LF70QLuKI4qZAe8QXFDHtPQ3nH1tVZBRbrBJZAcHI2ue1ZB75b5sFZCffn33ZCEXT464hcpuzgNfHPu6eQqpZAhFUH2jRu9jJQ9GwJF6v1YvIv883ZCmWANzFBaA4fv0DiCAMGa7SQcI4wZCZAZA4</w:t>
+      </w:r>
+    </w:p>
+    <w:p>
+      <w:r>
+        <w:rPr>
+          <w:b/>
+          <w:color w:val="FF0000"/>
+        </w:rPr>
+        <w:t xml:space="preserve">Teléfono de prueba : </w:t>
+      </w:r>
+      <w:r>
+        <w:t>999741446546055</w:t>
+      </w:r>
+      <w:bookmarkStart w:id="0" w:name="_GoBack"/>
+      <w:bookmarkEnd w:id="0"/>
+    </w:p>
+    <w:p>
+      <w:pPr>
+        <w:rPr>
+          <w:rFonts w:ascii="Arial" w:hAnsi="Arial" w:cs="Arial"/>
+          <w:bCs/>
+          <w:sz w:val="21"/>
+          <w:szCs w:val="21"/>
+          <w:shd w:val="clear" w:color="auto" w:fill="FFFFFF"/>
+        </w:rPr>
+      </w:pPr>
+      <w:r>
+        <w:rPr>
+          <w:rFonts w:ascii="Arial" w:hAnsi="Arial" w:cs="Arial"/>
+          <w:b/>
+          <w:bCs/>
+          <w:sz w:val="21"/>
+          <w:szCs w:val="21"/>
+          <w:shd w:val="clear" w:color="auto" w:fill="FFFFFF"/>
+        </w:rPr>
+        <w:t xml:space="preserve">Identificador de la cuenta de WhatsApp Business: </w:t>
+      </w:r>
+      <w:r>
+        <w:rPr>
+          <w:rFonts w:ascii="Arial" w:hAnsi="Arial" w:cs="Arial"/>
+          <w:bCs/>
+          <w:sz w:val="21"/>
+          <w:szCs w:val="21"/>
+          <w:shd w:val="clear" w:color="auto" w:fill="FFFFFF"/>
+        </w:rPr>
+        <w:t>904689908653708</w:t>
+      </w:r>
+    </w:p>
+    <w:p>
+      <w:pPr>
+        <w:shd w:val="clear" w:color="auto" w:fill="F2F2F2"/>
+        <w:spacing w:after="0" w:line="240" w:lineRule="atLeast"/>
+        <w:rPr>
+          <w:rFonts w:ascii="Consolas" w:eastAsia="Times New Roman" w:hAnsi="Consolas" w:cs="Times New Roman"/>
+          <w:color w:val="000000"/>
+          <w:sz w:val="18"/>
+          <w:szCs w:val="18"/>
+          <w:lang w:eastAsia="es-ES"/>
+        </w:rPr>
+      </w:pPr>
+      <w:proofErr w:type="spellStart"/>
+      <w:r>
+        <w:rPr>
+          <w:rFonts w:ascii="Consolas" w:eastAsia="Times New Roman" w:hAnsi="Consolas" w:cs="Times New Roman"/>
+          <w:color w:val="008080"/>
+          <w:sz w:val="18"/>
+          <w:szCs w:val="18"/>
+          <w:lang w:eastAsia="es-ES"/>
+        </w:rPr>
+        <w:t>curl</w:t>
+      </w:r>
+      <w:proofErr w:type="spellEnd"/>
+      <w:r>
+        <w:rPr>
+          <w:rFonts w:ascii="Consolas" w:eastAsia="Times New Roman" w:hAnsi="Consolas" w:cs="Times New Roman"/>
+          <w:color w:val="000000"/>
+          <w:sz w:val="18"/>
+          <w:szCs w:val="18"/>
+          <w:lang w:eastAsia="es-ES"/>
+        </w:rPr>
+        <w:t xml:space="preserve"> </w:t>
+      </w:r>
+      <w:r>
+        <w:rPr>
+          <w:rFonts w:ascii="Consolas" w:eastAsia="Times New Roman" w:hAnsi="Consolas" w:cs="Times New Roman"/>
+          <w:color w:val="FF0000"/>
+          <w:sz w:val="18"/>
+          <w:szCs w:val="18"/>
+          <w:lang w:eastAsia="es-ES"/>
+        </w:rPr>
+        <w:t>-i</w:t>
+      </w:r>
+      <w:r>
+        <w:rPr>
+          <w:rFonts w:ascii="Consolas" w:eastAsia="Times New Roman" w:hAnsi="Consolas" w:cs="Times New Roman"/>
+          <w:color w:val="000000"/>
+          <w:sz w:val="18"/>
+          <w:szCs w:val="18"/>
+          <w:lang w:eastAsia="es-ES"/>
+        </w:rPr>
+        <w:t xml:space="preserve"> </w:t>
+      </w:r>
+      <w:r>
+        <w:rPr>
+          <w:rFonts w:ascii="Consolas" w:eastAsia="Times New Roman" w:hAnsi="Consolas" w:cs="Times New Roman"/>
+          <w:color w:val="FF0000"/>
+          <w:sz w:val="18"/>
+          <w:szCs w:val="18"/>
+          <w:lang w:eastAsia="es-ES"/>
+        </w:rPr>
+        <w:t>-X</w:t>
+      </w:r>
+      <w:r>
+        <w:rPr>
+          <w:rFonts w:ascii="Consolas" w:eastAsia="Times New Roman" w:hAnsi="Consolas" w:cs="Times New Roman"/>
+          <w:color w:val="000000"/>
+          <w:sz w:val="18"/>
+          <w:szCs w:val="18"/>
+          <w:lang w:eastAsia="es-ES"/>
+        </w:rPr>
+        <w:t xml:space="preserve"> POST `</w:t>
+      </w:r>
+    </w:p>
+    <w:p>
+      <w:pPr>
+        <w:shd w:val="clear" w:color="auto" w:fill="F2F2F2"/>
+        <w:spacing w:after="0" w:line="240" w:lineRule="atLeast"/>
+        <w:rPr>
+          <w:rFonts w:ascii="Consolas" w:eastAsia="Times New Roman" w:hAnsi="Consolas" w:cs="Times New Roman"/>
+          <w:color w:val="000000"/>
+          <w:sz w:val="18"/>
+          <w:szCs w:val="18"/>
+          <w:lang w:eastAsia="es-ES"/>
+        </w:rPr>
+      </w:pPr>
+      <w:r>
+        <w:rPr>
+          <w:rFonts w:ascii="Consolas" w:eastAsia="Times New Roman" w:hAnsi="Consolas" w:cs="Times New Roman"/>
+          <w:color w:val="000000"/>
+          <w:sz w:val="18"/>
+          <w:szCs w:val="18"/>
+          <w:lang w:eastAsia="es-ES"/>
+        </w:rPr>
+        <w:t>  https://graph.facebook.com/v22.</w:t>
+      </w:r>
+      <w:r>
+        <w:rPr>
+          <w:rFonts w:ascii="Consolas" w:eastAsia="Times New Roman" w:hAnsi="Consolas" w:cs="Times New Roman"/>
+          <w:color w:val="098658"/>
+          <w:sz w:val="18"/>
+          <w:szCs w:val="18"/>
+          <w:lang w:eastAsia="es-ES"/>
+        </w:rPr>
+        <w:t>0</w:t>
+      </w:r>
+      <w:r>
+        <w:rPr>
+          <w:rFonts w:ascii="Consolas" w:eastAsia="Times New Roman" w:hAnsi="Consolas" w:cs="Times New Roman"/>
+          <w:color w:val="000000"/>
+          <w:sz w:val="18"/>
+          <w:szCs w:val="18"/>
+          <w:lang w:eastAsia="es-ES"/>
+        </w:rPr>
+        <w:t>/</w:t>
+      </w:r>
+      <w:r>
+        <w:rPr>
+          <w:rFonts w:ascii="Consolas" w:eastAsia="Times New Roman" w:hAnsi="Consolas" w:cs="Times New Roman"/>
+          <w:color w:val="098658"/>
+          <w:sz w:val="18"/>
+          <w:szCs w:val="18"/>
+          <w:lang w:eastAsia="es-ES"/>
+        </w:rPr>
+        <w:t>999741446546055</w:t>
+      </w:r>
+      <w:r>
+        <w:rPr>
+          <w:rFonts w:ascii="Consolas" w:eastAsia="Times New Roman" w:hAnsi="Consolas" w:cs="Times New Roman"/>
+          <w:color w:val="000000"/>
+          <w:sz w:val="18"/>
+          <w:szCs w:val="18"/>
+          <w:lang w:eastAsia="es-ES"/>
+        </w:rPr>
+        <w:t>/messages `</w:t>
+      </w:r>
+    </w:p>
+    <w:p>
+      <w:pPr>
+        <w:shd w:val="clear" w:color="auto" w:fill="F2F2F2"/>
+        <w:spacing w:after="0" w:line="240" w:lineRule="atLeast"/>
+        <w:rPr>
+          <w:rFonts w:ascii="Consolas" w:eastAsia="Times New Roman" w:hAnsi="Consolas" w:cs="Times New Roman"/>
+          <w:color w:val="000000"/>
+          <w:sz w:val="18"/>
+          <w:szCs w:val="18"/>
+          <w:lang w:eastAsia="es-ES"/>
+        </w:rPr>
+      </w:pPr>
+      <w:r>
+        <w:rPr>
+          <w:rFonts w:ascii="Consolas" w:eastAsia="Times New Roman" w:hAnsi="Consolas" w:cs="Times New Roman"/>
+          <w:color w:val="000000"/>
+          <w:sz w:val="18"/>
+          <w:szCs w:val="18"/>
+          <w:lang w:eastAsia="es-ES"/>
+        </w:rPr>
+        <w:t xml:space="preserve">  </w:t>
+      </w:r>
+      <w:r>
+        <w:rPr>
+          <w:rFonts w:ascii="Consolas" w:eastAsia="Times New Roman" w:hAnsi="Consolas" w:cs="Times New Roman"/>
+          <w:color w:val="FF0000"/>
+          <w:sz w:val="18"/>
+          <w:szCs w:val="18"/>
+          <w:lang w:eastAsia="es-ES"/>
+        </w:rPr>
+        <w:t>-H</w:t>
+      </w:r>
+      <w:r>
+        <w:rPr>
+          <w:rFonts w:ascii="Consolas" w:eastAsia="Times New Roman" w:hAnsi="Consolas" w:cs="Times New Roman"/>
+          <w:color w:val="000000"/>
+          <w:sz w:val="18"/>
+          <w:szCs w:val="18"/>
+          <w:lang w:eastAsia="es-ES"/>
+        </w:rPr>
+        <w:t xml:space="preserve"> </w:t>
+      </w:r>
+      <w:r>
+        <w:rPr>
+          <w:rFonts w:ascii="Consolas" w:eastAsia="Times New Roman" w:hAnsi="Consolas" w:cs="Times New Roman"/>
+          <w:color w:val="A31515"/>
+          <w:sz w:val="18"/>
+          <w:szCs w:val="18"/>
+          <w:lang w:eastAsia="es-ES"/>
+        </w:rPr>
+        <w:t>'</w:t>
+      </w:r>
+      <w:proofErr w:type="spellStart"/>
+      <w:r>
+        <w:rPr>
+          <w:rFonts w:ascii="Consolas" w:eastAsia="Times New Roman" w:hAnsi="Consolas" w:cs="Times New Roman"/>
+          <w:color w:val="A31515"/>
+          <w:sz w:val="18"/>
+          <w:szCs w:val="18"/>
+          <w:lang w:eastAsia="es-ES"/>
+        </w:rPr>
+        <w:t>Authorization</w:t>
+      </w:r>
+      <w:proofErr w:type="spellEnd"/>
+      <w:r>
+        <w:rPr>
+          <w:rFonts w:ascii="Consolas" w:eastAsia="Times New Roman" w:hAnsi="Consolas" w:cs="Times New Roman"/>
+          <w:color w:val="A31515"/>
+          <w:sz w:val="18"/>
+          <w:szCs w:val="18"/>
+          <w:lang w:eastAsia="es-ES"/>
+        </w:rPr>
+        <w:t xml:space="preserve">: </w:t>
+      </w:r>
+      <w:proofErr w:type="spellStart"/>
+      <w:r>
+        <w:rPr>
+          <w:rFonts w:ascii="Consolas" w:eastAsia="Times New Roman" w:hAnsi="Consolas" w:cs="Times New Roman"/>
+          <w:color w:val="A31515"/>
+          <w:sz w:val="18"/>
+          <w:szCs w:val="18"/>
+          <w:lang w:eastAsia="es-ES"/>
+        </w:rPr>
+        <w:t>Bearer</w:t>
+      </w:r>
+      <w:proofErr w:type="spellEnd"/>
+      <w:r>
+        <w:rPr>
+          <w:rFonts w:ascii="Consolas" w:eastAsia="Times New Roman" w:hAnsi="Consolas" w:cs="Times New Roman"/>
+          <w:color w:val="A31515"/>
+          <w:sz w:val="18"/>
+          <w:szCs w:val="18"/>
+          <w:lang w:eastAsia="es-ES"/>
+        </w:rPr>
+        <w:t xml:space="preserve"> EAAXWEbgy8BwBQSD14dIlv6AiKCQnTANVJL1fsHTuNZBbO7NXCugpTtrx7yZCD63gPs7awZCflsUFn8xiwg4ZAPYl2XYyZC36jaZC9A0w4XS7RqK3IwaWuZB9CZAiZCcG6PjdfcQd6O2q3I9zbOEl4Chv0EaGUsgZCmqWlXKQHDQSgL75ADEMAYudN6liXdrxu7xIJoZAZAyPZBiLQHKlnDyndYC6hkspTIkMfjxwJHPZBWZCLLVUCtRW4JvLYXXpurJEKuYVewdYHX8WXgyCZC9tK5ZB4z32KH2Ig'</w:t>
+      </w:r>
+      <w:r>
+        <w:rPr>
+          <w:rFonts w:ascii="Consolas" w:eastAsia="Times New Roman" w:hAnsi="Consolas" w:cs="Times New Roman"/>
+          <w:color w:val="000000"/>
+          <w:sz w:val="18"/>
+          <w:szCs w:val="18"/>
+          <w:lang w:eastAsia="es-ES"/>
+        </w:rPr>
+        <w:t xml:space="preserve"> `</w:t>
+      </w:r>
+    </w:p>
+    <w:p>
+      <w:pPr>
+        <w:shd w:val="clear" w:color="auto" w:fill="F2F2F2"/>
+        <w:spacing w:after="0" w:line="240" w:lineRule="atLeast"/>
+        <w:rPr>
+          <w:rFonts w:ascii="Consolas" w:eastAsia="Times New Roman" w:hAnsi="Consolas" w:cs="Times New Roman"/>
+          <w:color w:val="000000"/>
+          <w:sz w:val="18"/>
+          <w:szCs w:val="18"/>
+          <w:lang w:eastAsia="es-ES"/>
+        </w:rPr>
+      </w:pPr>
+      <w:r>
+        <w:rPr>
+          <w:rFonts w:ascii="Consolas" w:eastAsia="Times New Roman" w:hAnsi="Consolas" w:cs="Times New Roman"/>
+          <w:color w:val="000000"/>
+          <w:sz w:val="18"/>
+          <w:szCs w:val="18"/>
+          <w:lang w:eastAsia="es-ES"/>
+        </w:rPr>
+        <w:t xml:space="preserve">  </w:t>
+      </w:r>
+      <w:r>
+        <w:rPr>
+          <w:rFonts w:ascii="Consolas" w:eastAsia="Times New Roman" w:hAnsi="Consolas" w:cs="Times New Roman"/>
+          <w:color w:val="FF0000"/>
+          <w:sz w:val="18"/>
+          <w:szCs w:val="18"/>
+          <w:lang w:eastAsia="es-ES"/>
+        </w:rPr>
+        <w:t>-H</w:t>
+      </w:r>
+      <w:r>
+        <w:rPr>
+          <w:rFonts w:ascii="Consolas" w:eastAsia="Times New Roman" w:hAnsi="Consolas" w:cs="Times New Roman"/>
+          <w:color w:val="000000"/>
+          <w:sz w:val="18"/>
+          <w:szCs w:val="18"/>
+          <w:lang w:eastAsia="es-ES"/>
+        </w:rPr>
+        <w:t xml:space="preserve"> </w:t>
+      </w:r>
+      <w:r>
+        <w:rPr>
+          <w:rFonts w:ascii="Consolas" w:eastAsia="Times New Roman" w:hAnsi="Consolas" w:cs="Times New Roman"/>
+          <w:color w:val="A31515"/>
+          <w:sz w:val="18"/>
+          <w:szCs w:val="18"/>
+          <w:lang w:eastAsia="es-ES"/>
+        </w:rPr>
+        <w:t>'Content-</w:t>
+      </w:r>
+      <w:proofErr w:type="spellStart"/>
+      <w:r>
+        <w:rPr>
+          <w:rFonts w:ascii="Consolas" w:eastAsia="Times New Roman" w:hAnsi="Consolas" w:cs="Times New Roman"/>
+          <w:color w:val="A31515"/>
+          <w:sz w:val="18"/>
+          <w:szCs w:val="18"/>
+          <w:lang w:eastAsia="es-ES"/>
+        </w:rPr>
+        <w:t>Type</w:t>
+      </w:r>
+      <w:proofErr w:type="spellEnd"/>
+      <w:r>
+        <w:rPr>
+          <w:rFonts w:ascii="Consolas" w:eastAsia="Times New Roman" w:hAnsi="Consolas" w:cs="Times New Roman"/>
+          <w:color w:val="A31515"/>
+          <w:sz w:val="18"/>
+          <w:szCs w:val="18"/>
+          <w:lang w:eastAsia="es-ES"/>
+        </w:rPr>
+        <w:t xml:space="preserve">: </w:t>
+      </w:r>
+      <w:proofErr w:type="spellStart"/>
+      <w:r>
+        <w:rPr>
+          <w:rFonts w:ascii="Consolas" w:eastAsia="Times New Roman" w:hAnsi="Consolas" w:cs="Times New Roman"/>
+          <w:color w:val="A31515"/>
+          <w:sz w:val="18"/>
+          <w:szCs w:val="18"/>
+          <w:lang w:eastAsia="es-ES"/>
+        </w:rPr>
+        <w:t>application</w:t>
+      </w:r>
+      <w:proofErr w:type="spellEnd"/>
+      <w:r>
+        <w:rPr>
+          <w:rFonts w:ascii="Consolas" w:eastAsia="Times New Roman" w:hAnsi="Consolas" w:cs="Times New Roman"/>
+          <w:color w:val="A31515"/>
+          <w:sz w:val="18"/>
+          <w:szCs w:val="18"/>
+          <w:lang w:eastAsia="es-ES"/>
+        </w:rPr>
+        <w:t>/</w:t>
+      </w:r>
+      <w:proofErr w:type="spellStart"/>
+      <w:r>
+        <w:rPr>
+          <w:rFonts w:ascii="Consolas" w:eastAsia="Times New Roman" w:hAnsi="Consolas" w:cs="Times New Roman"/>
+          <w:color w:val="A31515"/>
+          <w:sz w:val="18"/>
+          <w:szCs w:val="18"/>
+          <w:lang w:eastAsia="es-ES"/>
+        </w:rPr>
+        <w:t>json</w:t>
+      </w:r>
+      <w:proofErr w:type="spellEnd"/>
+      <w:r>
+        <w:rPr>
+          <w:rFonts w:ascii="Consolas" w:eastAsia="Times New Roman" w:hAnsi="Consolas" w:cs="Times New Roman"/>
+          <w:color w:val="A31515"/>
+          <w:sz w:val="18"/>
+          <w:szCs w:val="18"/>
+          <w:lang w:eastAsia="es-ES"/>
+        </w:rPr>
+        <w:t>'</w:t>
+      </w:r>
+      <w:r>
+        <w:rPr>
+          <w:rFonts w:ascii="Consolas" w:eastAsia="Times New Roman" w:hAnsi="Consolas" w:cs="Times New Roman"/>
+          <w:color w:val="000000"/>
+          <w:sz w:val="18"/>
+          <w:szCs w:val="18"/>
+          <w:lang w:eastAsia="es-ES"/>
+        </w:rPr>
+        <w:t xml:space="preserve"> `</w:t>
+      </w:r>
+    </w:p>
+    <w:p>
+      <w:pPr>
+        <w:shd w:val="clear" w:color="auto" w:fill="F2F2F2"/>
+        <w:spacing w:after="0" w:line="240" w:lineRule="atLeast"/>
+        <w:rPr>
+          <w:rFonts w:ascii="Consolas" w:eastAsia="Times New Roman" w:hAnsi="Consolas" w:cs="Times New Roman"/>
+          <w:color w:val="000000"/>
+          <w:sz w:val="18"/>
+          <w:szCs w:val="18"/>
+          <w:lang w:eastAsia="es-ES"/>
+        </w:rPr>
+      </w:pPr>
+      <w:r>
+        <w:rPr>
+          <w:rFonts w:ascii="Consolas" w:eastAsia="Times New Roman" w:hAnsi="Consolas" w:cs="Times New Roman"/>
+          <w:color w:val="000000"/>
+          <w:sz w:val="18"/>
+          <w:szCs w:val="18"/>
+          <w:lang w:eastAsia="es-ES"/>
+        </w:rPr>
+        <w:t xml:space="preserve">  </w:t>
+      </w:r>
+      <w:r>
+        <w:rPr>
+          <w:rFonts w:ascii="Consolas" w:eastAsia="Times New Roman" w:hAnsi="Consolas" w:cs="Times New Roman"/>
+          <w:color w:val="FF0000"/>
+          <w:sz w:val="18"/>
+          <w:szCs w:val="18"/>
+          <w:lang w:eastAsia="es-ES"/>
+        </w:rPr>
+        <w:t>-d</w:t>
+      </w:r>
+      <w:r>
+        <w:rPr>
+          <w:rFonts w:ascii="Consolas" w:eastAsia="Times New Roman" w:hAnsi="Consolas" w:cs="Times New Roman"/>
+          <w:color w:val="000000"/>
+          <w:sz w:val="18"/>
+          <w:szCs w:val="18"/>
+          <w:lang w:eastAsia="es-ES"/>
+        </w:rPr>
+        <w:t xml:space="preserve"> </w:t>
+      </w:r>
+      <w:r>
+        <w:rPr>
+          <w:rFonts w:ascii="Consolas" w:eastAsia="Times New Roman" w:hAnsi="Consolas" w:cs="Times New Roman"/>
+          <w:color w:val="A31515"/>
+          <w:sz w:val="18"/>
+          <w:szCs w:val="18"/>
+          <w:lang w:eastAsia="es-ES"/>
+        </w:rPr>
+        <w:t>'{ \"</w:t>
+      </w:r>
+      <w:proofErr w:type="spellStart"/>
+      <w:r>
+        <w:rPr>
+          <w:rFonts w:ascii="Consolas" w:eastAsia="Times New Roman" w:hAnsi="Consolas" w:cs="Times New Roman"/>
+          <w:color w:val="A31515"/>
+          <w:sz w:val="18"/>
+          <w:szCs w:val="18"/>
+          <w:lang w:eastAsia="es-ES"/>
+        </w:rPr>
+        <w:t>messaging_product</w:t>
+      </w:r>
+      <w:proofErr w:type="spellEnd"/>
+      <w:r>
+        <w:rPr>
+          <w:rFonts w:ascii="Consolas" w:eastAsia="Times New Roman" w:hAnsi="Consolas" w:cs="Times New Roman"/>
+          <w:color w:val="A31515"/>
+          <w:sz w:val="18"/>
+          <w:szCs w:val="18"/>
+          <w:lang w:eastAsia="es-ES"/>
+        </w:rPr>
+        <w:t>\": \"</w:t>
+      </w:r>
+      <w:proofErr w:type="spellStart"/>
+      <w:r>
+        <w:rPr>
+          <w:rFonts w:ascii="Consolas" w:eastAsia="Times New Roman" w:hAnsi="Consolas" w:cs="Times New Roman"/>
+          <w:color w:val="A31515"/>
+          <w:sz w:val="18"/>
+          <w:szCs w:val="18"/>
+          <w:lang w:eastAsia="es-ES"/>
+        </w:rPr>
+        <w:t>whatsapp</w:t>
+      </w:r>
+      <w:proofErr w:type="spellEnd"/>
+      <w:r>
+        <w:rPr>
+          <w:rFonts w:ascii="Consolas" w:eastAsia="Times New Roman" w:hAnsi="Consolas" w:cs="Times New Roman"/>
+          <w:color w:val="A31515"/>
+          <w:sz w:val="18"/>
+          <w:szCs w:val="18"/>
+          <w:lang w:eastAsia="es-ES"/>
+        </w:rPr>
+        <w:t>\", \"to\": \"\", \"</w:t>
+      </w:r>
+      <w:proofErr w:type="spellStart"/>
+      <w:r>
+        <w:rPr>
+          <w:rFonts w:ascii="Consolas" w:eastAsia="Times New Roman" w:hAnsi="Consolas" w:cs="Times New Roman"/>
+          <w:color w:val="A31515"/>
+          <w:sz w:val="18"/>
+          <w:szCs w:val="18"/>
+          <w:lang w:eastAsia="es-ES"/>
+        </w:rPr>
+        <w:t>type</w:t>
+      </w:r>
+      <w:proofErr w:type="spellEnd"/>
+      <w:r>
+        <w:rPr>
+          <w:rFonts w:ascii="Consolas" w:eastAsia="Times New Roman" w:hAnsi="Consolas" w:cs="Times New Roman"/>
+          <w:color w:val="A31515"/>
+          <w:sz w:val="18"/>
+          <w:szCs w:val="18"/>
+          <w:lang w:eastAsia="es-ES"/>
+        </w:rPr>
+        <w:t>\": \"</w:t>
+      </w:r>
+      <w:proofErr w:type="spellStart"/>
+      <w:r>
+        <w:rPr>
+          <w:rFonts w:ascii="Consolas" w:eastAsia="Times New Roman" w:hAnsi="Consolas" w:cs="Times New Roman"/>
+          <w:color w:val="A31515"/>
+          <w:sz w:val="18"/>
+          <w:szCs w:val="18"/>
+          <w:lang w:eastAsia="es-ES"/>
+        </w:rPr>
+        <w:t>template</w:t>
+      </w:r>
+      <w:proofErr w:type="spellEnd"/>
+      <w:r>
+        <w:rPr>
+          <w:rFonts w:ascii="Consolas" w:eastAsia="Times New Roman" w:hAnsi="Consolas" w:cs="Times New Roman"/>
+          <w:color w:val="A31515"/>
+          <w:sz w:val="18"/>
+          <w:szCs w:val="18"/>
+          <w:lang w:eastAsia="es-ES"/>
+        </w:rPr>
+        <w:t>\", \"</w:t>
+      </w:r>
+      <w:proofErr w:type="spellStart"/>
+      <w:r>
+        <w:rPr>
+          <w:rFonts w:ascii="Consolas" w:eastAsia="Times New Roman" w:hAnsi="Consolas" w:cs="Times New Roman"/>
+          <w:color w:val="A31515"/>
+          <w:sz w:val="18"/>
+          <w:szCs w:val="18"/>
+          <w:lang w:eastAsia="es-ES"/>
+        </w:rPr>
+        <w:t>template</w:t>
+      </w:r>
+      <w:proofErr w:type="spellEnd"/>
+      <w:r>
+        <w:rPr>
+          <w:rFonts w:ascii="Consolas" w:eastAsia="Times New Roman" w:hAnsi="Consolas" w:cs="Times New Roman"/>
+          <w:color w:val="A31515"/>
+          <w:sz w:val="18"/>
+          <w:szCs w:val="18"/>
+          <w:lang w:eastAsia="es-ES"/>
+        </w:rPr>
+        <w:t>\": { \"</w:t>
+      </w:r>
+      <w:proofErr w:type="spellStart"/>
+      <w:r>
+        <w:rPr>
+          <w:rFonts w:ascii="Consolas" w:eastAsia="Times New Roman" w:hAnsi="Consolas" w:cs="Times New Roman"/>
+          <w:color w:val="A31515"/>
+          <w:sz w:val="18"/>
+          <w:szCs w:val="18"/>
+          <w:lang w:eastAsia="es-ES"/>
+        </w:rPr>
+        <w:t>name</w:t>
+      </w:r>
+      <w:proofErr w:type="spellEnd"/>
+      <w:r>
+        <w:rPr>
+          <w:rFonts w:ascii="Consolas" w:eastAsia="Times New Roman" w:hAnsi="Consolas" w:cs="Times New Roman"/>
+          <w:color w:val="A31515"/>
+          <w:sz w:val="18"/>
+          <w:szCs w:val="18"/>
+          <w:lang w:eastAsia="es-ES"/>
+        </w:rPr>
+        <w:t>\": \"</w:t>
+      </w:r>
+      <w:proofErr w:type="spellStart"/>
+      <w:r>
+        <w:rPr>
+          <w:rFonts w:ascii="Consolas" w:eastAsia="Times New Roman" w:hAnsi="Consolas" w:cs="Times New Roman"/>
+          <w:color w:val="A31515"/>
+          <w:sz w:val="18"/>
+          <w:szCs w:val="18"/>
+          <w:lang w:eastAsia="es-ES"/>
+        </w:rPr>
+        <w:t>hello_world</w:t>
+      </w:r>
+      <w:proofErr w:type="spellEnd"/>
+      <w:r>
+        <w:rPr>
+          <w:rFonts w:ascii="Consolas" w:eastAsia="Times New Roman" w:hAnsi="Consolas" w:cs="Times New Roman"/>
+          <w:color w:val="A31515"/>
+          <w:sz w:val="18"/>
+          <w:szCs w:val="18"/>
+          <w:lang w:eastAsia="es-ES"/>
+        </w:rPr>
+        <w:t>\", \"</w:t>
+      </w:r>
+      <w:proofErr w:type="spellStart"/>
+      <w:r>
+        <w:rPr>
+          <w:rFonts w:ascii="Consolas" w:eastAsia="Times New Roman" w:hAnsi="Consolas" w:cs="Times New Roman"/>
+          <w:color w:val="A31515"/>
+          <w:sz w:val="18"/>
+          <w:szCs w:val="18"/>
+          <w:lang w:eastAsia="es-ES"/>
+        </w:rPr>
+        <w:t>language</w:t>
+      </w:r>
+      <w:proofErr w:type="spellEnd"/>
+      <w:r>
+        <w:rPr>
+          <w:rFonts w:ascii="Consolas" w:eastAsia="Times New Roman" w:hAnsi="Consolas" w:cs="Times New Roman"/>
+          <w:color w:val="A31515"/>
+          <w:sz w:val="18"/>
+          <w:szCs w:val="18"/>
+          <w:lang w:eastAsia="es-ES"/>
+        </w:rPr>
+        <w:t>\": { \"</w:t>
+      </w:r>
+      <w:proofErr w:type="spellStart"/>
+      <w:r>
+        <w:rPr>
+          <w:rFonts w:ascii="Consolas" w:eastAsia="Times New Roman" w:hAnsi="Consolas" w:cs="Times New Roman"/>
+          <w:color w:val="A31515"/>
+          <w:sz w:val="18"/>
+          <w:szCs w:val="18"/>
+          <w:lang w:eastAsia="es-ES"/>
+        </w:rPr>
+        <w:t>code</w:t>
+      </w:r>
+      <w:proofErr w:type="spellEnd"/>
+      <w:r>
+        <w:rPr>
+          <w:rFonts w:ascii="Consolas" w:eastAsia="Times New Roman" w:hAnsi="Consolas" w:cs="Times New Roman"/>
+          <w:color w:val="A31515"/>
+          <w:sz w:val="18"/>
+          <w:szCs w:val="18"/>
+          <w:lang w:eastAsia="es-ES"/>
+        </w:rPr>
+        <w:t>\": \"</w:t>
+      </w:r>
+      <w:proofErr w:type="spellStart"/>
+      <w:r>
+        <w:rPr>
+          <w:rFonts w:ascii="Consolas" w:eastAsia="Times New Roman" w:hAnsi="Consolas" w:cs="Times New Roman"/>
+          <w:color w:val="A31515"/>
+          <w:sz w:val="18"/>
+          <w:szCs w:val="18"/>
+          <w:lang w:eastAsia="es-ES"/>
+        </w:rPr>
+        <w:t>en_US</w:t>
+      </w:r>
+      <w:proofErr w:type="spellEnd"/>
+      <w:r>
+        <w:rPr>
+          <w:rFonts w:ascii="Consolas" w:eastAsia="Times New Roman" w:hAnsi="Consolas" w:cs="Times New Roman"/>
+          <w:color w:val="A31515"/>
+          <w:sz w:val="18"/>
+          <w:szCs w:val="18"/>
+          <w:lang w:eastAsia="es-ES"/>
+        </w:rPr>
+        <w:t>\" } } }'</w:t>
+      </w:r>
+    </w:p>
+    <w:p>
+      <w:pPr>
+        <w:rPr>
+          <w:b/>
+          <w:color w:val="FF0000"/>
+        </w:rPr>
+      </w:pPr>
+    </w:p>
+    <w:p>
+      <w:pPr>
+        <w:rPr>
+          <w:b/>
+          <w:color w:val="FF0000"/>
+        </w:rPr>
+      </w:pPr>
+      <w:r>
+        <w:rPr>
+          <w:b/>
+          <w:color w:val="FF0000"/>
+        </w:rPr>
         <w:t xml:space="preserve">Clave  </w:t>
       </w:r>
       <w:proofErr w:type="spellStart"/>
@@ -48,15 +785,40 @@
         </w:rPr>
         <w:t xml:space="preserve"> de mails </w:t>
       </w:r>
-    </w:p>
-    <w:p>
-      <w:bookmarkStart w:id="0" w:name="_GoBack"/>
-      <w:r>
-        <w:t>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</w:t>
-      </w:r>
-      <w:bookmarkEnd w:id="0"/>
-    </w:p>
-    <w:p/>
+      <w:r>
+        <w:rPr>
+          <w:b/>
+          <w:color w:val="FF0000"/>
+        </w:rPr>
+        <w:t xml:space="preserve"> </w:t>
+      </w:r>
+      <w:r>
+        <w:rPr>
+          <w:b/>
+          <w:color w:val="FF0000"/>
+        </w:rPr>
+        <w:t xml:space="preserve">en RENDER </w:t>
+      </w:r>
+      <w:r>
+        <w:rPr>
+          <w:b/>
+          <w:color w:val="FF0000"/>
+        </w:rPr>
+        <w:t xml:space="preserve">: </w:t>
+      </w:r>
+      <w:r>
+        <w:rPr>
+          <w:b/>
+          <w:color w:val="FF0000"/>
+        </w:rPr>
+        <w:t>SMTP_PASSWORD</w:t>
+      </w:r>
+    </w:p>
+    <w:p>
+      <w:r>
+        <w:t>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</w:t>
+      </w:r>
+    </w:p>
     <w:p>
       <w:r>
         <w:t xml:space="preserve">Clave mascotas </w:t>
@@ -487,6 +1249,7 @@
     </w:p>
     <w:p>
       <w:r>
+        <w:lastRenderedPageBreak/>
         <w:t xml:space="preserve">   - Aquí marcas todos los permisos necesarios: `</w:t>
       </w:r>
       <w:proofErr w:type="spellStart"/>
@@ -739,7 +1502,6 @@
     </w:p>
     <w:p>
       <w:r>
-        <w:lastRenderedPageBreak/>
         <w:t xml:space="preserve">    &amp;</w:t>
       </w:r>
       <w:proofErr w:type="spellStart"/>
@@ -997,6 +1759,7 @@
           <w:noProof/>
           <w:lang w:eastAsia="es-ES"/>
         </w:rPr>
+        <w:lastRenderedPageBreak/>
         <w:drawing>
           <wp:inline distT="0" distB="0" distL="0" distR="0" wp14:anchorId="6002FF3A" wp14:editId="44F7A2C7">
             <wp:extent cx="5400040" cy="399415"/>
@@ -1395,7 +2158,6 @@
           <w:sz w:val="21"/>
           <w:szCs w:val="21"/>
         </w:rPr>
-        <w:lastRenderedPageBreak/>
         <w:t>        }</w:t>
       </w:r>
     </w:p>
@@ -2070,6 +2832,7 @@
           <w:sz w:val="21"/>
           <w:szCs w:val="21"/>
         </w:rPr>
+        <w:lastRenderedPageBreak/>
         <w:t>    }</w:t>
       </w:r>
     </w:p>
@@ -2278,7 +3041,6 @@
     </w:p>
     <w:p>
       <w:r>
-        <w:lastRenderedPageBreak/>
         <w:t xml:space="preserve">   - Si falta un permiso (por ejemplo `</w:t>
       </w:r>
       <w:proofErr w:type="spellStart"/>
@@ -2857,6 +3619,7 @@
           <w:szCs w:val="20"/>
           <w:lang w:eastAsia="es-ES"/>
         </w:rPr>
+        <w:lastRenderedPageBreak/>
         <w:t xml:space="preserve">      "</w:t>
       </w:r>
       <w:proofErr w:type="spellStart"/>
@@ -3239,7 +4002,6 @@
         <w:rPr>
           <w:sz w:val="24"/>
         </w:rPr>
-        <w:lastRenderedPageBreak/>
         <w:t>para permisos ir a casos de uso :</w:t>
       </w:r>
     </w:p>
@@ -3337,6 +4099,7 @@
           <w:sz w:val="24"/>
           <w:lang w:eastAsia="es-ES"/>
         </w:rPr>
+        <w:lastRenderedPageBreak/>
         <w:drawing>
           <wp:inline distT="0" distB="0" distL="0" distR="0" wp14:anchorId="05E5F40B" wp14:editId="0F5C5A9E">
             <wp:extent cx="5400040" cy="4527550"/>
@@ -3610,99 +4373,105 @@
         <w:rPr>
           <w:sz w:val="24"/>
         </w:rPr>
+        <w:t>setx</w:t>
+      </w:r>
+      <w:proofErr w:type="spellEnd"/>
+      <w:r>
+        <w:rPr>
+          <w:sz w:val="24"/>
+        </w:rPr>
+        <w:t xml:space="preserve"> PSID_DESTINO "25546787448240611" /M &gt;</w:t>
+      </w:r>
+      <w:proofErr w:type="spellStart"/>
+      <w:r>
+        <w:rPr>
+          <w:sz w:val="24"/>
+        </w:rPr>
+        <w:t>nul</w:t>
+      </w:r>
+      <w:proofErr w:type="spellEnd"/>
+    </w:p>
+    <w:p>
+      <w:pPr>
+        <w:spacing w:after="0"/>
+        <w:rPr>
+          <w:sz w:val="24"/>
+        </w:rPr>
+      </w:pPr>
+    </w:p>
+    <w:p>
+      <w:pPr>
+        <w:spacing w:after="0"/>
+        <w:rPr>
+          <w:b/>
+          <w:color w:val="FF0000"/>
+          <w:sz w:val="24"/>
+        </w:rPr>
+      </w:pPr>
+      <w:r>
+        <w:rPr>
+          <w:b/>
+          <w:color w:val="FF0000"/>
+          <w:sz w:val="24"/>
+        </w:rPr>
+        <w:t xml:space="preserve">nuevo con Instagram </w:t>
+      </w:r>
+      <w:proofErr w:type="spellStart"/>
+      <w:r>
+        <w:rPr>
+          <w:b/>
+          <w:color w:val="FF0000"/>
+          <w:sz w:val="24"/>
+        </w:rPr>
+        <w:t>acces</w:t>
+      </w:r>
+      <w:proofErr w:type="spellEnd"/>
+      <w:r>
+        <w:rPr>
+          <w:b/>
+          <w:color w:val="FF0000"/>
+          <w:sz w:val="24"/>
+        </w:rPr>
+        <w:t xml:space="preserve"> </w:t>
+      </w:r>
+      <w:proofErr w:type="spellStart"/>
+      <w:r>
+        <w:rPr>
+          <w:b/>
+          <w:color w:val="FF0000"/>
+          <w:sz w:val="24"/>
+        </w:rPr>
+        <w:t>token</w:t>
+      </w:r>
+      <w:proofErr w:type="spellEnd"/>
+      <w:r>
+        <w:rPr>
+          <w:b/>
+          <w:color w:val="FF0000"/>
+          <w:sz w:val="24"/>
+        </w:rPr>
+        <w:t xml:space="preserve"> de usuario </w:t>
+      </w:r>
+    </w:p>
+    <w:p>
+      <w:pPr>
+        <w:spacing w:after="0"/>
+        <w:rPr>
+          <w:sz w:val="24"/>
+        </w:rPr>
+      </w:pPr>
+      <w:r>
+        <w:rPr>
+          <w:sz w:val="24"/>
+        </w:rPr>
+        <w:t>EAAXWEbgy8BwBQIYuanA6QHKUZCDbS2YgnBApoVgLRl4TZBcmdfZClyDOtyUAVhd5OAyUEwZATbyGv99wotVztOQZCETxonWOJGMS3XCTmZBfzaBNWRpwOPHYKZAwkcCoGPcDJJpiHeCHCn7a447afnYxf04WpLAvJ0wokqWOYwjVrWG9iCCqIKZABG9wpj6ZAYy52sDo</w:t>
+      </w:r>
+      <w:r>
+        <w:rPr>
+          <w:sz w:val="24"/>
+        </w:rPr>
         <w:lastRenderedPageBreak/>
-        <w:t>setx</w:t>
-      </w:r>
-      <w:proofErr w:type="spellEnd"/>
-      <w:r>
-        <w:rPr>
-          <w:sz w:val="24"/>
-        </w:rPr>
-        <w:t xml:space="preserve"> PSID_DESTINO "25546787448240611" /M &gt;</w:t>
-      </w:r>
-      <w:proofErr w:type="spellStart"/>
-      <w:r>
-        <w:rPr>
-          <w:sz w:val="24"/>
-        </w:rPr>
-        <w:t>nul</w:t>
-      </w:r>
-      <w:proofErr w:type="spellEnd"/>
-    </w:p>
-    <w:p>
-      <w:pPr>
-        <w:spacing w:after="0"/>
-        <w:rPr>
-          <w:sz w:val="24"/>
-        </w:rPr>
-      </w:pPr>
-    </w:p>
-    <w:p>
-      <w:pPr>
-        <w:spacing w:after="0"/>
-        <w:rPr>
-          <w:b/>
-          <w:color w:val="FF0000"/>
-          <w:sz w:val="24"/>
-        </w:rPr>
-      </w:pPr>
-      <w:r>
-        <w:rPr>
-          <w:b/>
-          <w:color w:val="FF0000"/>
-          <w:sz w:val="24"/>
-        </w:rPr>
-        <w:t xml:space="preserve">nuevo con Instagram </w:t>
-      </w:r>
-      <w:proofErr w:type="spellStart"/>
-      <w:r>
-        <w:rPr>
-          <w:b/>
-          <w:color w:val="FF0000"/>
-          <w:sz w:val="24"/>
-        </w:rPr>
-        <w:t>acces</w:t>
-      </w:r>
-      <w:proofErr w:type="spellEnd"/>
-      <w:r>
-        <w:rPr>
-          <w:b/>
-          <w:color w:val="FF0000"/>
-          <w:sz w:val="24"/>
-        </w:rPr>
-        <w:t xml:space="preserve"> </w:t>
-      </w:r>
-      <w:proofErr w:type="spellStart"/>
-      <w:r>
-        <w:rPr>
-          <w:b/>
-          <w:color w:val="FF0000"/>
-          <w:sz w:val="24"/>
-        </w:rPr>
-        <w:t>token</w:t>
-      </w:r>
-      <w:proofErr w:type="spellEnd"/>
-      <w:r>
-        <w:rPr>
-          <w:b/>
-          <w:color w:val="FF0000"/>
-          <w:sz w:val="24"/>
-        </w:rPr>
-        <w:t xml:space="preserve"> de usuario </w:t>
-      </w:r>
-    </w:p>
-    <w:p>
-      <w:pPr>
-        <w:spacing w:after="0"/>
-        <w:rPr>
-          <w:sz w:val="24"/>
-        </w:rPr>
-      </w:pPr>
-      <w:r>
-        <w:rPr>
-          <w:sz w:val="24"/>
-        </w:rPr>
-        <w:t>EAAXWEbgy8BwBQIYuanA6QHKUZCDbS2YgnBApoVgLRl4TZBcmdfZClyDOtyUAVhd5OAyUEwZATbyGv99wotVztOQZCETxonWOJGMS3XCTmZBfzaBNWRpwOPHYKZAwkcCoGPcDJJpiHeCHCn7a447afnYxf04WpLAvJ0wokqWOYwjVrWG9iCCqIKZABG9wpj6ZAYy52sDohKxzCed6hVZBk4zgG4boIDJzNJPGZCQmaLukdur4stXu5RwF5tDcIFGoCZBQUNZAtzd8VDsyZCxxYZD</w:t>
+        <w:t>hKxzCed6hVZBk4zgG4boIDJzNJPGZCQmaLukdur4stXu5RwF5tDcIFGoCZBQUNZAtzd8VDsyZCxxYZD</w:t>
       </w:r>
     </w:p>
     <w:p>
